--- a/briefings/线口监测早报-2026-08-16.docx
+++ b/briefings/线口监测早报-2026-08-16.docx
@@ -22,7 +22,7 @@
           <w:color w:val="888888"/>
           <w:sz w:val="18"/>
         </w:rPr>
-        <w:t>监测窗口:近48小时 | 生成时间:2026-08-16 11:29</w:t>
+        <w:t>监测窗口:近48小时 | 生成时间:2026-08-16 11:58</w:t>
       </w:r>
     </w:p>
     <w:p>
@@ -631,57 +631,6 @@
           <w:color w:val="888888"/>
           <w:sz w:val="24"/>
         </w:rPr>
-        <w:t>整活网页 Your AI Slop Bores Me 上线：真人扮演 AI 回答用户提问</w:t>
-      </w:r>
-    </w:p>
-    <w:p>
-      <w:r>
-        <w:rPr>
-          <w:rFonts w:ascii="Times New Roman" w:hAnsi="Times New Roman" w:eastAsia="宋体"/>
-          <w:color w:val="888888"/>
-          <w:sz w:val="18"/>
-        </w:rPr>
-        <w:t>来源:IT之家 | 时间:08-16 06:58</w:t>
-      </w:r>
-    </w:p>
-    <w:p>
-      <w:r>
-        <w:rPr>
-          <w:rFonts w:ascii="Times New Roman" w:hAnsi="Times New Roman" w:eastAsia="宋体"/>
-          <w:sz w:val="18"/>
-        </w:rPr>
-        <w:t>链接:</w:t>
-      </w:r>
-      <w:hyperlink r:id="rId20">
-        <w:r>
-          <w:rPr>
-            <w:color w:val="0563C1"/>
-            <w:u w:val="single"/>
-          </w:rPr>
-          <w:t>整活网页 Your AI Slop Bores Me 上线：真人扮演 AI 回答用户提问</w:t>
-        </w:r>
-      </w:hyperlink>
-    </w:p>
-    <w:p>
-      <w:pPr>
-        <w:pStyle w:val="Heading3"/>
-      </w:pPr>
-      <w:r>
-        <w:rPr>
-          <w:rFonts w:ascii="Times New Roman" w:hAnsi="Times New Roman" w:eastAsia="黑体"/>
-          <w:b w:val="0"/>
-          <w:color w:val="888888"/>
-          <w:sz w:val="24"/>
-        </w:rPr>
-        <w:t>【C级·参考】</w:t>
-      </w:r>
-      <w:r>
-        <w:rPr>
-          <w:rFonts w:ascii="Times New Roman" w:hAnsi="Times New Roman" w:eastAsia="黑体"/>
-          <w:b w:val="0"/>
-          <w:color w:val="888888"/>
-          <w:sz w:val="24"/>
-        </w:rPr>
         <w:t>AI in drug discovery – what it is, where we stand and the path forward</w:t>
       </w:r>
     </w:p>
@@ -703,7 +652,7 @@
         </w:rPr>
         <w:t>链接:</w:t>
       </w:r>
-      <w:hyperlink r:id="rId21">
+      <w:hyperlink r:id="rId20">
         <w:r>
           <w:rPr>
             <w:color w:val="0563C1"/>
@@ -754,64 +703,13 @@
         </w:rPr>
         <w:t>链接:</w:t>
       </w:r>
-      <w:hyperlink r:id="rId22">
+      <w:hyperlink r:id="rId21">
         <w:r>
           <w:rPr>
             <w:color w:val="0563C1"/>
             <w:u w:val="single"/>
           </w:rPr>
           <w:t>AI has access to a vastly larger working memory than the human brain</w:t>
-        </w:r>
-      </w:hyperlink>
-    </w:p>
-    <w:p>
-      <w:pPr>
-        <w:pStyle w:val="Heading3"/>
-      </w:pPr>
-      <w:r>
-        <w:rPr>
-          <w:rFonts w:ascii="Times New Roman" w:hAnsi="Times New Roman" w:eastAsia="黑体"/>
-          <w:b w:val="0"/>
-          <w:color w:val="888888"/>
-          <w:sz w:val="24"/>
-        </w:rPr>
-        <w:t>【C级·参考】</w:t>
-      </w:r>
-      <w:r>
-        <w:rPr>
-          <w:rFonts w:ascii="Times New Roman" w:hAnsi="Times New Roman" w:eastAsia="黑体"/>
-          <w:b w:val="0"/>
-          <w:color w:val="888888"/>
-          <w:sz w:val="24"/>
-        </w:rPr>
-        <w:t>扩张AI生态版图 阿里千问“飞轮”转起来了？</w:t>
-      </w:r>
-    </w:p>
-    <w:p>
-      <w:r>
-        <w:rPr>
-          <w:rFonts w:ascii="Times New Roman" w:hAnsi="Times New Roman" w:eastAsia="宋体"/>
-          <w:color w:val="888888"/>
-          <w:sz w:val="18"/>
-        </w:rPr>
-        <w:t>来源:Bing新闻 | 时间:08-15 20:40</w:t>
-      </w:r>
-    </w:p>
-    <w:p>
-      <w:r>
-        <w:rPr>
-          <w:rFonts w:ascii="Times New Roman" w:hAnsi="Times New Roman" w:eastAsia="宋体"/>
-          <w:sz w:val="18"/>
-        </w:rPr>
-        <w:t>链接:</w:t>
-      </w:r>
-      <w:hyperlink r:id="rId23">
-        <w:r>
-          <w:rPr>
-            <w:color w:val="0563C1"/>
-            <w:u w:val="single"/>
-          </w:rPr>
-          <w:t>扩张AI生态版图 阿里千问“飞轮”转起来了？</w:t>
         </w:r>
       </w:hyperlink>
     </w:p>
@@ -856,7 +754,7 @@
         </w:rPr>
         <w:t>链接:</w:t>
       </w:r>
-      <w:hyperlink r:id="rId24">
+      <w:hyperlink r:id="rId22">
         <w:r>
           <w:rPr>
             <w:color w:val="0563C1"/>
@@ -907,64 +805,13 @@
         </w:rPr>
         <w:t>链接:</w:t>
       </w:r>
-      <w:hyperlink r:id="rId25">
+      <w:hyperlink r:id="rId23">
         <w:r>
           <w:rPr>
             <w:color w:val="0563C1"/>
             <w:u w:val="single"/>
           </w:rPr>
           <w:t>千问开放 AI 眼镜生态，支持自建导游、教练、巡检等多种 Skill</w:t>
-        </w:r>
-      </w:hyperlink>
-    </w:p>
-    <w:p>
-      <w:pPr>
-        <w:pStyle w:val="Heading3"/>
-      </w:pPr>
-      <w:r>
-        <w:rPr>
-          <w:rFonts w:ascii="Times New Roman" w:hAnsi="Times New Roman" w:eastAsia="黑体"/>
-          <w:b w:val="0"/>
-          <w:color w:val="888888"/>
-          <w:sz w:val="24"/>
-        </w:rPr>
-        <w:t>【C级·参考】</w:t>
-      </w:r>
-      <w:r>
-        <w:rPr>
-          <w:rFonts w:ascii="Times New Roman" w:hAnsi="Times New Roman" w:eastAsia="黑体"/>
-          <w:b w:val="0"/>
-          <w:color w:val="888888"/>
-          <w:sz w:val="24"/>
-        </w:rPr>
-        <w:t>华强北AI眼镜销量暴涨100%华强北成全球科技扫货目的地</w:t>
-      </w:r>
-    </w:p>
-    <w:p>
-      <w:r>
-        <w:rPr>
-          <w:rFonts w:ascii="Times New Roman" w:hAnsi="Times New Roman" w:eastAsia="宋体"/>
-          <w:color w:val="888888"/>
-          <w:sz w:val="18"/>
-        </w:rPr>
-        <w:t>来源:Bing新闻 | 时间:08-15 01:00</w:t>
-      </w:r>
-    </w:p>
-    <w:p>
-      <w:r>
-        <w:rPr>
-          <w:rFonts w:ascii="Times New Roman" w:hAnsi="Times New Roman" w:eastAsia="宋体"/>
-          <w:sz w:val="18"/>
-        </w:rPr>
-        <w:t>链接:</w:t>
-      </w:r>
-      <w:hyperlink r:id="rId26">
-        <w:r>
-          <w:rPr>
-            <w:color w:val="0563C1"/>
-            <w:u w:val="single"/>
-          </w:rPr>
-          <w:t>华强北AI眼镜销量暴涨100%华强北成全球科技扫货目的地</w:t>
         </w:r>
       </w:hyperlink>
     </w:p>
@@ -1021,7 +868,7 @@
         </w:rPr>
         <w:t>链接:</w:t>
       </w:r>
-      <w:hyperlink r:id="rId27">
+      <w:hyperlink r:id="rId24">
         <w:r>
           <w:rPr>
             <w:color w:val="0563C1"/>
@@ -1072,7 +919,7 @@
         </w:rPr>
         <w:t>链接:</w:t>
       </w:r>
-      <w:hyperlink r:id="rId28">
+      <w:hyperlink r:id="rId25">
         <w:r>
           <w:rPr>
             <w:color w:val="0563C1"/>
@@ -1169,7 +1016,7 @@
         </w:rPr>
         <w:t>链接:</w:t>
       </w:r>
-      <w:hyperlink r:id="rId29">
+      <w:hyperlink r:id="rId26">
         <w:r>
           <w:rPr>
             <w:color w:val="0563C1"/>
@@ -1220,7 +1067,7 @@
         </w:rPr>
         <w:t>链接:</w:t>
       </w:r>
-      <w:hyperlink r:id="rId30">
+      <w:hyperlink r:id="rId27">
         <w:r>
           <w:rPr>
             <w:color w:val="0563C1"/>
@@ -1271,7 +1118,7 @@
         </w:rPr>
         <w:t>链接:</w:t>
       </w:r>
-      <w:hyperlink r:id="rId31">
+      <w:hyperlink r:id="rId28">
         <w:r>
           <w:rPr>
             <w:color w:val="0563C1"/>
@@ -1322,7 +1169,7 @@
         </w:rPr>
         <w:t>链接:</w:t>
       </w:r>
-      <w:hyperlink r:id="rId32">
+      <w:hyperlink r:id="rId29">
         <w:r>
           <w:rPr>
             <w:color w:val="0563C1"/>
@@ -1373,7 +1220,7 @@
         </w:rPr>
         <w:t>链接:</w:t>
       </w:r>
-      <w:hyperlink r:id="rId33">
+      <w:hyperlink r:id="rId30">
         <w:r>
           <w:rPr>
             <w:color w:val="0563C1"/>
@@ -1424,64 +1271,13 @@
         </w:rPr>
         <w:t>链接:</w:t>
       </w:r>
-      <w:hyperlink r:id="rId34">
+      <w:hyperlink r:id="rId31">
         <w:r>
           <w:rPr>
             <w:color w:val="0563C1"/>
             <w:u w:val="single"/>
           </w:rPr>
           <w:t>《人类：一败涂地》开发商全新 VR 解谜游戏《小小羊群》公布，年内登陆 SteamVR / Meta Quest 平台</w:t>
-        </w:r>
-      </w:hyperlink>
-    </w:p>
-    <w:p>
-      <w:pPr>
-        <w:pStyle w:val="Heading3"/>
-      </w:pPr>
-      <w:r>
-        <w:rPr>
-          <w:rFonts w:ascii="Times New Roman" w:hAnsi="Times New Roman" w:eastAsia="黑体"/>
-          <w:b w:val="0"/>
-          <w:color w:val="888888"/>
-          <w:sz w:val="24"/>
-        </w:rPr>
-        <w:t>【C级·参考】</w:t>
-      </w:r>
-      <w:r>
-        <w:rPr>
-          <w:rFonts w:ascii="Times New Roman" w:hAnsi="Times New Roman" w:eastAsia="黑体"/>
-          <w:b w:val="0"/>
-          <w:color w:val="888888"/>
-          <w:sz w:val="24"/>
-        </w:rPr>
-        <w:t>前 Square Enix 高管 Jacob Navok：索尼取消实体光盘有望促使 PS Store 数字游戏降价</w:t>
-      </w:r>
-    </w:p>
-    <w:p>
-      <w:r>
-        <w:rPr>
-          <w:rFonts w:ascii="Times New Roman" w:hAnsi="Times New Roman" w:eastAsia="宋体"/>
-          <w:color w:val="888888"/>
-          <w:sz w:val="18"/>
-        </w:rPr>
-        <w:t>来源:IT之家 | 时间:08-16 06:49</w:t>
-      </w:r>
-    </w:p>
-    <w:p>
-      <w:r>
-        <w:rPr>
-          <w:rFonts w:ascii="Times New Roman" w:hAnsi="Times New Roman" w:eastAsia="宋体"/>
-          <w:sz w:val="18"/>
-        </w:rPr>
-        <w:t>链接:</w:t>
-      </w:r>
-      <w:hyperlink r:id="rId35">
-        <w:r>
-          <w:rPr>
-            <w:color w:val="0563C1"/>
-            <w:u w:val="single"/>
-          </w:rPr>
-          <w:t>前 Square Enix 高管 Jacob Navok：索尼取消实体光盘有望促使 PS Store 数字游戏降价</w:t>
         </w:r>
       </w:hyperlink>
     </w:p>
@@ -1528,7 +1324,7 @@
           <w:rFonts w:ascii="Times New Roman" w:hAnsi="Times New Roman" w:eastAsia="宋体"/>
           <w:sz w:val="18"/>
         </w:rPr>
-        <w:t>IT之家(60)、GameLook(2)、HackerNews(4)、Bing新闻(3)</w:t>
+        <w:t>IT之家(60)、GameLook(0)、HackerNews(3)、Bing新闻(1)</w:t>
       </w:r>
     </w:p>
     <w:p>
